--- a/reactjs/Conceptual Coding Examples/19. State mangement Hooks useContext useReducer/4. HooksAssign.docx
+++ b/reactjs/Conceptual Coding Examples/19. State mangement Hooks useContext useReducer/4. HooksAssign.docx
@@ -749,6 +749,89 @@
           </wp:inline>
         </w:drawing>
       </w:r>
+    </w:p>
+    <w:p>
+      <w:pPr>
+        <w:rPr>
+          <w:b/>
+          <w:sz w:val="24"/>
+          <w:szCs w:val="24"/>
+        </w:rPr>
+      </w:pPr>
+    </w:p>
+    <w:p>
+      <w:pPr>
+        <w:rPr>
+          <w:b/>
+          <w:sz w:val="24"/>
+          <w:szCs w:val="24"/>
+        </w:rPr>
+      </w:pPr>
+      <w:r>
+        <w:rPr>
+          <w:b/>
+          <w:sz w:val="24"/>
+          <w:szCs w:val="24"/>
+        </w:rPr>
+        <w:t xml:space="preserve">7. create </w:t>
+      </w:r>
+      <w:proofErr w:type="spellStart"/>
+      <w:r>
+        <w:rPr>
+          <w:b/>
+          <w:sz w:val="24"/>
+          <w:szCs w:val="24"/>
+        </w:rPr>
+        <w:t>todolist</w:t>
+      </w:r>
+      <w:proofErr w:type="spellEnd"/>
+      <w:r>
+        <w:rPr>
+          <w:b/>
+          <w:sz w:val="24"/>
+          <w:szCs w:val="24"/>
+        </w:rPr>
+        <w:t xml:space="preserve"> using </w:t>
+      </w:r>
+      <w:proofErr w:type="spellStart"/>
+      <w:r>
+        <w:rPr>
+          <w:b/>
+          <w:sz w:val="24"/>
+          <w:szCs w:val="24"/>
+        </w:rPr>
+        <w:t>useReducer</w:t>
+      </w:r>
+      <w:proofErr w:type="spellEnd"/>
+    </w:p>
+    <w:p>
+      <w:pPr>
+        <w:rPr>
+          <w:b/>
+          <w:sz w:val="24"/>
+          <w:szCs w:val="24"/>
+        </w:rPr>
+      </w:pPr>
+      <w:hyperlink r:id="rId11" w:history="1">
+        <w:r>
+          <w:rPr>
+            <w:rStyle w:val="Hyperlink"/>
+            <w:b/>
+            <w:sz w:val="24"/>
+            <w:szCs w:val="24"/>
+          </w:rPr>
+          <w:t>https://github.com/edupoly/rb44app/blob/usereducerhook/src/Todolist.jsx</w:t>
+        </w:r>
+      </w:hyperlink>
+    </w:p>
+    <w:p>
+      <w:pPr>
+        <w:rPr>
+          <w:b/>
+          <w:sz w:val="24"/>
+          <w:szCs w:val="24"/>
+        </w:rPr>
+      </w:pPr>
     </w:p>
     <w:sectPr>
       <w:pgSz w:w="12240" w:h="15840"/>
@@ -1332,6 +1415,29 @@
       <w:szCs w:val="30"/>
     </w:rPr>
   </w:style>
+  <w:style w:type="character" w:styleId="Hyperlink">
+    <w:name w:val="Hyperlink"/>
+    <w:basedOn w:val="DefaultParagraphFont"/>
+    <w:uiPriority w:val="99"/>
+    <w:unhideWhenUsed/>
+    <w:rsid w:val="00B50445"/>
+    <w:rPr>
+      <w:color w:val="0000FF" w:themeColor="hyperlink"/>
+      <w:u w:val="single"/>
+    </w:rPr>
+  </w:style>
+  <w:style w:type="character" w:styleId="UnresolvedMention">
+    <w:name w:val="Unresolved Mention"/>
+    <w:basedOn w:val="DefaultParagraphFont"/>
+    <w:uiPriority w:val="99"/>
+    <w:semiHidden/>
+    <w:unhideWhenUsed/>
+    <w:rsid w:val="00B50445"/>
+    <w:rPr>
+      <w:color w:val="605E5C"/>
+      <w:shd w:val="clear" w:color="auto" w:fill="E1DFDD"/>
+    </w:rPr>
+  </w:style>
 </w:styles>
 </file>
 
